--- a/data/exports/kcet-quadratic-equations_revision_notes.docx
+++ b/data/exports/kcet-quadratic-equations_revision_notes.docx
@@ -167,7 +167,7 @@
                 <w:color w:val="718096"/>
                 <w:sz w:val="19"/>
               </w:rPr>
-              <w:t>Moderate</w:t>
+              <w:t>Standard</w:t>
             </w:r>
           </w:p>
         </w:tc>
@@ -189,7 +189,7 @@
                 <w:color w:val="2D3748"/>
                 <w:sz w:val="19"/>
               </w:rPr>
-              <w:t>Kcet Quadratic Equations - Core Application</w:t>
+              <w:t>Location of Roots &amp; Quadratic Inequalities</w:t>
             </w:r>
           </w:p>
         </w:tc>
@@ -209,7 +209,7 @@
               <w:rPr>
                 <w:sz w:val="19"/>
               </w:rPr>
-              <w:t>3 PYQs</w:t>
+              <w:t>2 PYQs</w:t>
             </w:r>
           </w:p>
         </w:tc>
@@ -230,7 +230,94 @@
                 <w:color w:val="718096"/>
                 <w:sz w:val="19"/>
               </w:rPr>
-              <w:t>General Concept</w:t>
+              <w:t>Location of Roots</w:t>
+            </w:r>
+          </w:p>
+        </w:tc>
+      </w:tr>
+      <w:tr>
+        <w:tc>
+          <w:tcPr>
+            <w:tcW w:type="dxa" w:w="2160"/>
+            <w:shd w:fill="FFFFFF"/>
+            <w:tcMar>
+              <w:top w:w="80" w:type="dxa"/>
+              <w:bottom w:w="80" w:type="dxa"/>
+              <w:left w:w="150" w:type="dxa"/>
+              <w:right w:w="150" w:type="dxa"/>
+            </w:tcMar>
+          </w:tcPr>
+          <w:p>
+            <w:r>
+              <w:rPr>
+                <w:b/>
+                <w:color w:val="718096"/>
+                <w:sz w:val="19"/>
+              </w:rPr>
+              <w:t>Standard</w:t>
+            </w:r>
+          </w:p>
+        </w:tc>
+        <w:tc>
+          <w:tcPr>
+            <w:tcW w:type="dxa" w:w="4320"/>
+            <w:shd w:fill="FFFFFF"/>
+            <w:tcMar>
+              <w:top w:w="80" w:type="dxa"/>
+              <w:bottom w:w="80" w:type="dxa"/>
+              <w:left w:w="150" w:type="dxa"/>
+              <w:right w:w="150" w:type="dxa"/>
+            </w:tcMar>
+          </w:tcPr>
+          <w:p>
+            <w:r>
+              <w:rPr>
+                <w:b/>
+                <w:color w:val="2D3748"/>
+                <w:sz w:val="19"/>
+              </w:rPr>
+              <w:t>Roots of Quadratic &amp; Vieta's Relations</w:t>
+            </w:r>
+          </w:p>
+        </w:tc>
+        <w:tc>
+          <w:tcPr>
+            <w:tcW w:type="dxa" w:w="1728"/>
+            <w:shd w:fill="FFFFFF"/>
+            <w:tcMar>
+              <w:top w:w="80" w:type="dxa"/>
+              <w:bottom w:w="80" w:type="dxa"/>
+              <w:left w:w="150" w:type="dxa"/>
+              <w:right w:w="150" w:type="dxa"/>
+            </w:tcMar>
+          </w:tcPr>
+          <w:p>
+            <w:r>
+              <w:rPr>
+                <w:sz w:val="19"/>
+              </w:rPr>
+              <w:t>1 PYQs</w:t>
+            </w:r>
+          </w:p>
+        </w:tc>
+        <w:tc>
+          <w:tcPr>
+            <w:tcW w:type="dxa" w:w="1872"/>
+            <w:shd w:fill="FFFFFF"/>
+            <w:tcMar>
+              <w:top w:w="80" w:type="dxa"/>
+              <w:bottom w:w="80" w:type="dxa"/>
+              <w:left w:w="150" w:type="dxa"/>
+              <w:right w:w="150" w:type="dxa"/>
+            </w:tcMar>
+          </w:tcPr>
+          <w:p>
+            <w:r>
+              <w:rPr>
+                <w:color w:val="718096"/>
+                <w:sz w:val="19"/>
+              </w:rPr>
+              <w:t>Quadratic Roots</w:t>
             </w:r>
           </w:p>
         </w:tc>
@@ -311,6 +398,98 @@
           </w:p>
         </w:tc>
       </w:tr>
+      <w:tr>
+        <w:tc>
+          <w:tcPr>
+            <w:tcW w:type="dxa" w:w="3600"/>
+            <w:shd w:fill="F7FAFC"/>
+            <w:tcMar>
+              <w:top w:w="100" w:type="dxa"/>
+              <w:bottom w:w="100" w:type="dxa"/>
+              <w:left w:w="150" w:type="dxa"/>
+              <w:right w:w="150" w:type="dxa"/>
+            </w:tcMar>
+          </w:tcPr>
+          <w:p>
+            <w:r>
+              <w:rPr>
+                <w:b/>
+                <w:color w:val="1A365D"/>
+                <w:sz w:val="19"/>
+              </w:rPr>
+              <w:t>Location of Roots &amp; Quadratic Inequalities</w:t>
+            </w:r>
+          </w:p>
+        </w:tc>
+        <w:tc>
+          <w:tcPr>
+            <w:tcW w:type="dxa" w:w="6480"/>
+            <w:shd w:fill="F7FAFC"/>
+            <w:tcMar>
+              <w:top w:w="100" w:type="dxa"/>
+              <w:bottom w:w="100" w:type="dxa"/>
+              <w:left w:w="150" w:type="dxa"/>
+              <w:right w:w="150" w:type="dxa"/>
+            </w:tcMar>
+          </w:tcPr>
+          <w:p>
+            <w:r>
+              <w:rPr>
+                <w:rFonts w:ascii="Cambria Math" w:hAnsi="Cambria Math"/>
+                <w:color w:val="2D3748"/>
+                <w:sz w:val="19"/>
+              </w:rPr>
+              <w:t>\text{Both roots } &gt; k \iff D \ge 0, \quad -\frac{b}{2a} &gt; k, \quad a \cdot f(k) &gt; 0</w:t>
+            </w:r>
+          </w:p>
+        </w:tc>
+      </w:tr>
+      <w:tr>
+        <w:tc>
+          <w:tcPr>
+            <w:tcW w:type="dxa" w:w="3600"/>
+            <w:shd w:fill="FFFFFF"/>
+            <w:tcMar>
+              <w:top w:w="100" w:type="dxa"/>
+              <w:bottom w:w="100" w:type="dxa"/>
+              <w:left w:w="150" w:type="dxa"/>
+              <w:right w:w="150" w:type="dxa"/>
+            </w:tcMar>
+          </w:tcPr>
+          <w:p>
+            <w:r>
+              <w:rPr>
+                <w:b/>
+                <w:color w:val="1A365D"/>
+                <w:sz w:val="19"/>
+              </w:rPr>
+              <w:t>Roots of Quadratic &amp; Vieta's Relations</w:t>
+            </w:r>
+          </w:p>
+        </w:tc>
+        <w:tc>
+          <w:tcPr>
+            <w:tcW w:type="dxa" w:w="6480"/>
+            <w:shd w:fill="FFFFFF"/>
+            <w:tcMar>
+              <w:top w:w="100" w:type="dxa"/>
+              <w:bottom w:w="100" w:type="dxa"/>
+              <w:left w:w="150" w:type="dxa"/>
+              <w:right w:w="150" w:type="dxa"/>
+            </w:tcMar>
+          </w:tcPr>
+          <w:p>
+            <w:r>
+              <w:rPr>
+                <w:rFonts w:ascii="Cambria Math" w:hAnsi="Cambria Math"/>
+                <w:color w:val="2D3748"/>
+                <w:sz w:val="19"/>
+              </w:rPr>
+              <w:t>\alpha + \beta = -\frac{b}{a}, \quad \alpha\beta = \frac{c}{a}, \quad |\alpha - \beta| = \frac{\sqrt{D}}{|a|}, \quad a S_n + b S_{n-1} + c S_{n-2} = 0 \text{ (Newton)}</w:t>
+            </w:r>
+          </w:p>
+        </w:tc>
+      </w:tr>
     </w:tbl>
     <w:p>
       <w:pPr>
@@ -338,7 +517,7 @@
           <w:color w:val="2B6CB0"/>
           <w:sz w:val="24"/>
         </w:rPr>
-        <w:t>3.1 Kcet Quadratic Equations - Core Application (Moderate Yield — 3 PYQs)</w:t>
+        <w:t>3.1 Location of Roots &amp; Quadratic Inequalities (Standard Yield — 2 PYQs)</w:t>
       </w:r>
     </w:p>
     <w:p>
@@ -353,7 +532,7 @@
         <w:rPr>
           <w:sz w:val="20"/>
         </w:rPr>
-        <w:t>Key problem pattern in Kcet Quadratic Equations.</w:t>
+        <w:t>Conditions for roots relative to real numbers k, k_1, k_2, and signs of quadratic expression ax^2 + bx + c.</w:t>
       </w:r>
     </w:p>
     <w:tbl>
@@ -391,7 +570,7 @@
                 <w:color w:val="2D3748"/>
                 <w:sz w:val="19"/>
               </w:rPr>
-              <w:t>Watch for algebraic and sign errors.</w:t>
+              <w:t>For both roots to be greater than k, checking a · f(k) &gt; 0 alone is NOT sufficient; you must ALSO check D ≥ 0 and -(b / 2a) &gt; k.</w:t>
             </w:r>
           </w:p>
         </w:tc>
@@ -432,7 +611,7 @@
                 <w:color w:val="2D3748"/>
                 <w:sz w:val="19"/>
               </w:rPr>
-              <w:t>Verify dimensions and boundary conditions.</w:t>
+              <w:t>If a &gt; 0, the quadratic f(x) = ax^2 + bx + c &gt; 0 for all real x if and only if D &lt; 0.</w:t>
             </w:r>
           </w:p>
         </w:tc>
@@ -449,33 +628,6 @@
           <w:sz w:val="19"/>
         </w:rPr>
         <w:t>Source PYQs testing this concept:</w:t>
-      </w:r>
-    </w:p>
-    <w:p>
-      <w:pPr>
-        <w:pStyle w:val="ListBullet"/>
-        <w:spacing w:after="40"/>
-      </w:pPr>
-      <w:r>
-        <w:rPr>
-          <w:b/>
-          <w:sz w:val="18"/>
-        </w:rPr>
-        <w:t xml:space="preserve">[2024 Shift] Q#1 (MCQ): </w:t>
-      </w:r>
-      <w:r>
-        <w:rPr>
-          <w:sz w:val="18"/>
-        </w:rPr>
-        <w:t xml:space="preserve">"If AM and GM of roots of a quadratic equation are 5 and 4 , respectively, then the quadratic equation is..."  </w:t>
-      </w:r>
-      <w:r>
-        <w:rPr>
-          <w:b/>
-          <w:color w:val="2B6CB0"/>
-          <w:sz w:val="18"/>
-        </w:rPr>
-        <w:t>[Ans: N/A]</w:t>
       </w:r>
     </w:p>
     <w:p>
@@ -522,6 +674,160 @@
           <w:sz w:val="18"/>
         </w:rPr>
         <w:t xml:space="preserve">"If α and β are roots of the equation x^2=x+1=0 , then α^2+β^2 is..."  </w:t>
+      </w:r>
+      <w:r>
+        <w:rPr>
+          <w:b/>
+          <w:color w:val="2B6CB0"/>
+          <w:sz w:val="18"/>
+        </w:rPr>
+        <w:t>[Ans: N/A]</w:t>
+      </w:r>
+    </w:p>
+    <w:p>
+      <w:pPr>
+        <w:spacing w:after="120"/>
+      </w:pPr>
+    </w:p>
+    <w:p>
+      <w:pPr>
+        <w:pStyle w:val="Heading2"/>
+      </w:pPr>
+      <w:r>
+        <w:rPr>
+          <w:color w:val="2B6CB0"/>
+          <w:sz w:val="24"/>
+        </w:rPr>
+        <w:t>3.2 Roots of Quadratic &amp; Vieta's Relations (Standard Yield — 1 PYQs)</w:t>
+      </w:r>
+    </w:p>
+    <w:p>
+      <w:r>
+        <w:rPr>
+          <w:b/>
+          <w:sz w:val="20"/>
+        </w:rPr>
+        <w:t xml:space="preserve">Core Principle: </w:t>
+      </w:r>
+      <w:r>
+        <w:rPr>
+          <w:sz w:val="20"/>
+        </w:rPr>
+        <w:t>Discriminant analysis for real/complex roots, symmetric root functions, and Newton's power sum theorem.</w:t>
+      </w:r>
+    </w:p>
+    <w:tbl>
+      <w:tblPr>
+        <w:tblW w:type="auto" w:w="0"/>
+        <w:jc w:val="center"/>
+        <w:tblLook w:firstColumn="1" w:firstRow="1" w:lastColumn="0" w:lastRow="0" w:noHBand="0" w:noVBand="1" w:val="04A0"/>
+      </w:tblPr>
+      <w:tblGrid>
+        <w:gridCol w:w="10080"/>
+      </w:tblGrid>
+      <w:tr>
+        <w:tc>
+          <w:tcPr>
+            <w:tcW w:type="dxa" w:w="10080"/>
+            <w:shd w:fill="FFF5F5"/>
+            <w:tcMar>
+              <w:top w:w="100" w:type="dxa"/>
+              <w:bottom w:w="100" w:type="dxa"/>
+              <w:left w:w="150" w:type="dxa"/>
+              <w:right w:w="150" w:type="dxa"/>
+            </w:tcMar>
+          </w:tcPr>
+          <w:p>
+            <w:r>
+              <w:rPr>
+                <w:b/>
+                <w:color w:val="C53030"/>
+                <w:sz w:val="19"/>
+              </w:rPr>
+              <w:t xml:space="preserve">⚠️ Common Trap / JEE Pitfall: </w:t>
+            </w:r>
+            <w:r>
+              <w:rPr>
+                <w:color w:val="2D3748"/>
+                <w:sz w:val="19"/>
+              </w:rPr>
+              <w:t>If coefficients a, b, c are rational and D is not a perfect square, roots occur in irrational conjugate pairs (p ± √(q)).</w:t>
+            </w:r>
+          </w:p>
+        </w:tc>
+      </w:tr>
+    </w:tbl>
+    <w:tbl>
+      <w:tblPr>
+        <w:tblW w:type="auto" w:w="0"/>
+        <w:jc w:val="center"/>
+        <w:tblLook w:firstColumn="1" w:firstRow="1" w:lastColumn="0" w:lastRow="0" w:noHBand="0" w:noVBand="1" w:val="04A0"/>
+      </w:tblPr>
+      <w:tblGrid>
+        <w:gridCol w:w="10080"/>
+      </w:tblGrid>
+      <w:tr>
+        <w:tc>
+          <w:tcPr>
+            <w:tcW w:type="dxa" w:w="10080"/>
+            <w:shd w:fill="F0FFF4"/>
+            <w:tcMar>
+              <w:top w:w="100" w:type="dxa"/>
+              <w:bottom w:w="100" w:type="dxa"/>
+              <w:left w:w="150" w:type="dxa"/>
+              <w:right w:w="150" w:type="dxa"/>
+            </w:tcMar>
+          </w:tcPr>
+          <w:p>
+            <w:r>
+              <w:rPr>
+                <w:b/>
+                <w:color w:val="276749"/>
+                <w:sz w:val="19"/>
+              </w:rPr>
+              <w:t xml:space="preserve">💡 Speed Hack / Trick: </w:t>
+            </w:r>
+            <w:r>
+              <w:rPr>
+                <w:color w:val="2D3748"/>
+                <w:sz w:val="19"/>
+              </w:rPr>
+              <w:t>Newton's theorem: If α, β are roots of ax^2 + bx + c = 0 and S_n = α^n + β^n, then a S_n + b S_(n-1) + c S_(n-2) = 0.</w:t>
+            </w:r>
+          </w:p>
+        </w:tc>
+      </w:tr>
+    </w:tbl>
+    <w:p>
+      <w:pPr>
+        <w:spacing w:before="120" w:after="40"/>
+      </w:pPr>
+      <w:r>
+        <w:rPr>
+          <w:b/>
+          <w:color w:val="1A365D"/>
+          <w:sz w:val="19"/>
+        </w:rPr>
+        <w:t>Source PYQs testing this concept:</w:t>
+      </w:r>
+    </w:p>
+    <w:p>
+      <w:pPr>
+        <w:pStyle w:val="ListBullet"/>
+        <w:spacing w:after="40"/>
+      </w:pPr>
+      <w:r>
+        <w:rPr>
+          <w:b/>
+          <w:sz w:val="18"/>
+        </w:rPr>
+        <w:t xml:space="preserve">[2024 Shift] Q#1 (MCQ): </w:t>
+      </w:r>
+      <w:r>
+        <w:rPr>
+          <w:sz w:val="18"/>
+        </w:rPr>
+        <w:t xml:space="preserve">"If AM and GM of roots of a quadratic equation are 5 and 4 , respectively, then the quadratic equation is..."  </w:t>
       </w:r>
       <w:r>
         <w:rPr>
@@ -660,6 +966,127 @@
               <w:t>Solution Analysis:</w:t>
               <w:br/>
               <w:t>Let a and b be the roots the quadratic equation. Then, the quadratic equation is x^2-(a+b)x+ab=0.... (i) It is given that AM=5 and GM=4 i.e. (a+b / 2)=5 and √(ab)=4 ⇒ a+b=10 and ab=16 On substituting these values in Eq. (i), we obtain. Hence, x^2-10x+16=0 is the required equation.</w:t>
+            </w:r>
+          </w:p>
+        </w:tc>
+      </w:tr>
+    </w:tbl>
+    <w:p>
+      <w:pPr>
+        <w:spacing w:after="120"/>
+      </w:pPr>
+    </w:p>
+    <w:p>
+      <w:pPr>
+        <w:spacing w:before="160" w:after="40"/>
+      </w:pPr>
+      <w:r>
+        <w:rPr>
+          <w:b/>
+          <w:color w:val="1A365D"/>
+          <w:sz w:val="22"/>
+        </w:rPr>
+        <w:t>Benchmark Problem 2: KCET 2023 (Q#2)</w:t>
+      </w:r>
+    </w:p>
+    <w:p>
+      <w:pPr>
+        <w:spacing w:after="80"/>
+      </w:pPr>
+      <w:r>
+        <w:rPr>
+          <w:sz w:val="20"/>
+        </w:rPr>
+        <w:t>Given that a,b and x are real numbers and a&lt;b,x&lt;0 , then</w:t>
+      </w:r>
+    </w:p>
+    <w:p>
+      <w:pPr>
+        <w:pStyle w:val="ListBullet"/>
+        <w:spacing w:after="20"/>
+      </w:pPr>
+      <w:r>
+        <w:rPr>
+          <w:sz w:val="19"/>
+        </w:rPr>
+        <w:t>(A) (a / x) ≥ (b / x)</w:t>
+      </w:r>
+    </w:p>
+    <w:p>
+      <w:pPr>
+        <w:pStyle w:val="ListBullet"/>
+        <w:spacing w:after="20"/>
+      </w:pPr>
+      <w:r>
+        <w:rPr>
+          <w:sz w:val="19"/>
+        </w:rPr>
+        <w:t>(B) (a / x)&lt;(b / x)</w:t>
+      </w:r>
+    </w:p>
+    <w:p>
+      <w:pPr>
+        <w:pStyle w:val="ListBullet"/>
+        <w:spacing w:after="20"/>
+      </w:pPr>
+      <w:r>
+        <w:rPr>
+          <w:sz w:val="19"/>
+        </w:rPr>
+        <w:t>(C) (a / x) ≤ (b / x)</w:t>
+      </w:r>
+    </w:p>
+    <w:p>
+      <w:pPr>
+        <w:pStyle w:val="ListBullet"/>
+        <w:spacing w:after="20"/>
+      </w:pPr>
+      <w:r>
+        <w:rPr>
+          <w:sz w:val="19"/>
+        </w:rPr>
+        <w:t>(D) (a / x)&gt;(b / x)</w:t>
+      </w:r>
+    </w:p>
+    <w:tbl>
+      <w:tblPr>
+        <w:tblW w:type="auto" w:w="0"/>
+        <w:jc w:val="center"/>
+        <w:tblLook w:firstColumn="1" w:firstRow="1" w:lastColumn="0" w:lastRow="0" w:noHBand="0" w:noVBand="1" w:val="04A0"/>
+      </w:tblPr>
+      <w:tblGrid>
+        <w:gridCol w:w="10080"/>
+      </w:tblGrid>
+      <w:tr>
+        <w:tc>
+          <w:tcPr>
+            <w:tcW w:type="dxa" w:w="10080"/>
+            <w:shd w:fill="F7FAFC"/>
+            <w:tcMar>
+              <w:top w:w="100" w:type="dxa"/>
+              <w:bottom w:w="100" w:type="dxa"/>
+              <w:left w:w="150" w:type="dxa"/>
+              <w:right w:w="150" w:type="dxa"/>
+            </w:tcMar>
+          </w:tcPr>
+          <w:p>
+            <w:r>
+              <w:rPr>
+                <w:b/>
+                <w:color w:val="1A365D"/>
+                <w:sz w:val="19"/>
+              </w:rPr>
+              <w:t>Correct Answer: None</w:t>
+              <w:br/>
+            </w:r>
+            <w:r>
+              <w:rPr>
+                <w:color w:val="2D3748"/>
+                <w:sz w:val="18"/>
+              </w:rPr>
+              <w:t>Solution Analysis:</w:t>
+              <w:br/>
+              <w:t>Given, a&lt;b Dividing the above in equation by " x " ⇒ (a / x)&gt;(b / x)[ ∵ x&lt;0] [Sign of inequality changes when its both sides are divided by a negative number]</w:t>
             </w:r>
           </w:p>
         </w:tc>

--- a/data/exports/kcet-quadratic-equations_revision_notes.docx
+++ b/data/exports/kcet-quadratic-equations_revision_notes.docx
@@ -13,7 +13,7 @@
           <w:color w:val="1A365D"/>
           <w:sz w:val="44"/>
         </w:rPr>
-        <w:t>JEE MAIN REVISION MASTER: QUADRATIC EQUATIONS 2026 0 QUESTIONS 0% WEIGHTAGE</w:t>
+        <w:t>JEE MAIN REVISION MASTER: QUADRATIC EQUATIONS</w:t>
       </w:r>
     </w:p>
     <w:p>
@@ -189,7 +189,7 @@
                 <w:color w:val="2D3748"/>
                 <w:sz w:val="19"/>
               </w:rPr>
-              <w:t>Location of Roots &amp; Quadratic Inequalities</w:t>
+              <w:t>Roots of Quadratic &amp; Vieta's Relations</w:t>
             </w:r>
           </w:p>
         </w:tc>
@@ -230,7 +230,7 @@
                 <w:color w:val="718096"/>
                 <w:sz w:val="19"/>
               </w:rPr>
-              <w:t>Location of Roots</w:t>
+              <w:t>Quadratic Roots</w:t>
             </w:r>
           </w:p>
         </w:tc>
@@ -276,7 +276,7 @@
                 <w:color w:val="2D3748"/>
                 <w:sz w:val="19"/>
               </w:rPr>
-              <w:t>Roots of Quadratic &amp; Vieta's Relations</w:t>
+              <w:t>Location of Roots &amp; Quadratic Inequalities</w:t>
             </w:r>
           </w:p>
         </w:tc>
@@ -317,7 +317,7 @@
                 <w:color w:val="718096"/>
                 <w:sz w:val="19"/>
               </w:rPr>
-              <w:t>Quadratic Roots</w:t>
+              <w:t>Location of Roots</w:t>
             </w:r>
           </w:p>
         </w:tc>
@@ -417,7 +417,7 @@
                 <w:color w:val="1A365D"/>
                 <w:sz w:val="19"/>
               </w:rPr>
-              <w:t>Location of Roots &amp; Quadratic Inequalities</w:t>
+              <w:t>Roots of Quadratic &amp; Vieta's Relations</w:t>
             </w:r>
           </w:p>
         </w:tc>
@@ -439,7 +439,7 @@
                 <w:color w:val="2D3748"/>
                 <w:sz w:val="19"/>
               </w:rPr>
-              <w:t>\text{Both roots } &gt; k \iff D \ge 0, \quad -\frac{b}{2a} &gt; k, \quad a \cdot f(k) &gt; 0</w:t>
+              <w:t>\alpha + \beta = -\frac{b}{a}, \quad \alpha\beta = \frac{c}{a}, \quad |\alpha - \beta| = \frac{\sqrt{D}}{|a|}, \quad a S_n + b S_{n-1} + c S_{n-2} = 0 \text{ (Newton)}</w:t>
             </w:r>
           </w:p>
         </w:tc>
@@ -463,7 +463,7 @@
                 <w:color w:val="1A365D"/>
                 <w:sz w:val="19"/>
               </w:rPr>
-              <w:t>Roots of Quadratic &amp; Vieta's Relations</w:t>
+              <w:t>Location of Roots &amp; Quadratic Inequalities</w:t>
             </w:r>
           </w:p>
         </w:tc>
@@ -485,7 +485,7 @@
                 <w:color w:val="2D3748"/>
                 <w:sz w:val="19"/>
               </w:rPr>
-              <w:t>\alpha + \beta = -\frac{b}{a}, \quad \alpha\beta = \frac{c}{a}, \quad |\alpha - \beta| = \frac{\sqrt{D}}{|a|}, \quad a S_n + b S_{n-1} + c S_{n-2} = 0 \text{ (Newton)}</w:t>
+              <w:t>\text{Both roots } &gt; k \iff D \ge 0, \quad -\frac{b}{2a} &gt; k, \quad a \cdot f(k) &gt; 0</w:t>
             </w:r>
           </w:p>
         </w:tc>
@@ -517,7 +517,188 @@
           <w:color w:val="2B6CB0"/>
           <w:sz w:val="24"/>
         </w:rPr>
-        <w:t>3.1 Location of Roots &amp; Quadratic Inequalities (Standard Yield — 2 PYQs)</w:t>
+        <w:t>3.1 Roots of Quadratic &amp; Vieta's Relations (Standard Yield — 2 PYQs)</w:t>
+      </w:r>
+    </w:p>
+    <w:p>
+      <w:r>
+        <w:rPr>
+          <w:b/>
+          <w:sz w:val="20"/>
+        </w:rPr>
+        <w:t xml:space="preserve">Core Principle: </w:t>
+      </w:r>
+      <w:r>
+        <w:rPr>
+          <w:sz w:val="20"/>
+        </w:rPr>
+        <w:t>Discriminant analysis for real/complex roots, symmetric root functions, and Newton's power sum theorem.</w:t>
+      </w:r>
+    </w:p>
+    <w:tbl>
+      <w:tblPr>
+        <w:tblW w:type="auto" w:w="0"/>
+        <w:jc w:val="center"/>
+        <w:tblLook w:firstColumn="1" w:firstRow="1" w:lastColumn="0" w:lastRow="0" w:noHBand="0" w:noVBand="1" w:val="04A0"/>
+      </w:tblPr>
+      <w:tblGrid>
+        <w:gridCol w:w="10080"/>
+      </w:tblGrid>
+      <w:tr>
+        <w:tc>
+          <w:tcPr>
+            <w:tcW w:type="dxa" w:w="10080"/>
+            <w:shd w:fill="FFF5F5"/>
+            <w:tcMar>
+              <w:top w:w="100" w:type="dxa"/>
+              <w:bottom w:w="100" w:type="dxa"/>
+              <w:left w:w="150" w:type="dxa"/>
+              <w:right w:w="150" w:type="dxa"/>
+            </w:tcMar>
+          </w:tcPr>
+          <w:p>
+            <w:r>
+              <w:rPr>
+                <w:b/>
+                <w:color w:val="C53030"/>
+                <w:sz w:val="19"/>
+              </w:rPr>
+              <w:t xml:space="preserve">⚠️ Common Trap / JEE Pitfall: </w:t>
+            </w:r>
+            <w:r>
+              <w:rPr>
+                <w:color w:val="2D3748"/>
+                <w:sz w:val="19"/>
+              </w:rPr>
+              <w:t>If coefficients a, b, c are rational and D is not a perfect square, roots occur in irrational conjugate pairs (p ± √(q)).</w:t>
+            </w:r>
+          </w:p>
+        </w:tc>
+      </w:tr>
+    </w:tbl>
+    <w:tbl>
+      <w:tblPr>
+        <w:tblW w:type="auto" w:w="0"/>
+        <w:jc w:val="center"/>
+        <w:tblLook w:firstColumn="1" w:firstRow="1" w:lastColumn="0" w:lastRow="0" w:noHBand="0" w:noVBand="1" w:val="04A0"/>
+      </w:tblPr>
+      <w:tblGrid>
+        <w:gridCol w:w="10080"/>
+      </w:tblGrid>
+      <w:tr>
+        <w:tc>
+          <w:tcPr>
+            <w:tcW w:type="dxa" w:w="10080"/>
+            <w:shd w:fill="F0FFF4"/>
+            <w:tcMar>
+              <w:top w:w="100" w:type="dxa"/>
+              <w:bottom w:w="100" w:type="dxa"/>
+              <w:left w:w="150" w:type="dxa"/>
+              <w:right w:w="150" w:type="dxa"/>
+            </w:tcMar>
+          </w:tcPr>
+          <w:p>
+            <w:r>
+              <w:rPr>
+                <w:b/>
+                <w:color w:val="276749"/>
+                <w:sz w:val="19"/>
+              </w:rPr>
+              <w:t xml:space="preserve">💡 Speed Hack / Trick: </w:t>
+            </w:r>
+            <w:r>
+              <w:rPr>
+                <w:color w:val="2D3748"/>
+                <w:sz w:val="19"/>
+              </w:rPr>
+              <w:t>Newton's theorem: If α, β are roots of ax^2 + bx + c = 0 and S_n = α^n + β^n, then a S_n + b S_(n-1) + c S_(n-2) = 0.</w:t>
+            </w:r>
+          </w:p>
+        </w:tc>
+      </w:tr>
+    </w:tbl>
+    <w:p>
+      <w:pPr>
+        <w:spacing w:before="120" w:after="40"/>
+      </w:pPr>
+      <w:r>
+        <w:rPr>
+          <w:b/>
+          <w:color w:val="1A365D"/>
+          <w:sz w:val="19"/>
+        </w:rPr>
+        <w:t>Source PYQs testing this concept:</w:t>
+      </w:r>
+    </w:p>
+    <w:p>
+      <w:pPr>
+        <w:pStyle w:val="ListBullet"/>
+        <w:spacing w:after="40"/>
+      </w:pPr>
+      <w:r>
+        <w:rPr>
+          <w:b/>
+          <w:sz w:val="18"/>
+        </w:rPr>
+        <w:t xml:space="preserve">[2024 Shift] Q#1 (MCQ): </w:t>
+      </w:r>
+      <w:r>
+        <w:rPr>
+          <w:sz w:val="18"/>
+        </w:rPr>
+        <w:t xml:space="preserve">"If AM and GM of roots of a quadratic equation are 5 and 4 , respectively, then the quadratic equation is..."  </w:t>
+      </w:r>
+      <w:r>
+        <w:rPr>
+          <w:b/>
+          <w:color w:val="2B6CB0"/>
+          <w:sz w:val="18"/>
+        </w:rPr>
+        <w:t>[Ans: N/A]</w:t>
+      </w:r>
+    </w:p>
+    <w:p>
+      <w:pPr>
+        <w:pStyle w:val="ListBullet"/>
+        <w:spacing w:after="40"/>
+      </w:pPr>
+      <w:r>
+        <w:rPr>
+          <w:b/>
+          <w:sz w:val="18"/>
+        </w:rPr>
+        <w:t xml:space="preserve">[2019 Shift] Q#3 (MCQ): </w:t>
+      </w:r>
+      <w:r>
+        <w:rPr>
+          <w:sz w:val="18"/>
+        </w:rPr>
+        <w:t xml:space="preserve">"If α and β are roots of the equation x^2=x+1=0 , then α^2+β^2 is..."  </w:t>
+      </w:r>
+      <w:r>
+        <w:rPr>
+          <w:b/>
+          <w:color w:val="2B6CB0"/>
+          <w:sz w:val="18"/>
+        </w:rPr>
+        <w:t>[Ans: N/A]</w:t>
+      </w:r>
+    </w:p>
+    <w:p>
+      <w:pPr>
+        <w:spacing w:after="120"/>
+      </w:pPr>
+    </w:p>
+    <w:p>
+      <w:pPr>
+        <w:pStyle w:val="Heading2"/>
+      </w:pPr>
+      <w:r>
+        <w:rPr>
+          <w:color w:val="2B6CB0"/>
+          <w:sz w:val="24"/>
+        </w:rPr>
+        <w:t>3.2 Location of Roots &amp; Quadratic Inequalities (Standard Yield — 1 PYQs)</w:t>
       </w:r>
     </w:p>
     <w:p>
@@ -647,187 +828,6 @@
           <w:sz w:val="18"/>
         </w:rPr>
         <w:t xml:space="preserve">"Given that a,b and x are real numbers and a&lt;b,x&lt;0 , then..."  </w:t>
-      </w:r>
-      <w:r>
-        <w:rPr>
-          <w:b/>
-          <w:color w:val="2B6CB0"/>
-          <w:sz w:val="18"/>
-        </w:rPr>
-        <w:t>[Ans: N/A]</w:t>
-      </w:r>
-    </w:p>
-    <w:p>
-      <w:pPr>
-        <w:pStyle w:val="ListBullet"/>
-        <w:spacing w:after="40"/>
-      </w:pPr>
-      <w:r>
-        <w:rPr>
-          <w:b/>
-          <w:sz w:val="18"/>
-        </w:rPr>
-        <w:t xml:space="preserve">[2019 Shift] Q#3 (MCQ): </w:t>
-      </w:r>
-      <w:r>
-        <w:rPr>
-          <w:sz w:val="18"/>
-        </w:rPr>
-        <w:t xml:space="preserve">"If α and β are roots of the equation x^2=x+1=0 , then α^2+β^2 is..."  </w:t>
-      </w:r>
-      <w:r>
-        <w:rPr>
-          <w:b/>
-          <w:color w:val="2B6CB0"/>
-          <w:sz w:val="18"/>
-        </w:rPr>
-        <w:t>[Ans: N/A]</w:t>
-      </w:r>
-    </w:p>
-    <w:p>
-      <w:pPr>
-        <w:spacing w:after="120"/>
-      </w:pPr>
-    </w:p>
-    <w:p>
-      <w:pPr>
-        <w:pStyle w:val="Heading2"/>
-      </w:pPr>
-      <w:r>
-        <w:rPr>
-          <w:color w:val="2B6CB0"/>
-          <w:sz w:val="24"/>
-        </w:rPr>
-        <w:t>3.2 Roots of Quadratic &amp; Vieta's Relations (Standard Yield — 1 PYQs)</w:t>
-      </w:r>
-    </w:p>
-    <w:p>
-      <w:r>
-        <w:rPr>
-          <w:b/>
-          <w:sz w:val="20"/>
-        </w:rPr>
-        <w:t xml:space="preserve">Core Principle: </w:t>
-      </w:r>
-      <w:r>
-        <w:rPr>
-          <w:sz w:val="20"/>
-        </w:rPr>
-        <w:t>Discriminant analysis for real/complex roots, symmetric root functions, and Newton's power sum theorem.</w:t>
-      </w:r>
-    </w:p>
-    <w:tbl>
-      <w:tblPr>
-        <w:tblW w:type="auto" w:w="0"/>
-        <w:jc w:val="center"/>
-        <w:tblLook w:firstColumn="1" w:firstRow="1" w:lastColumn="0" w:lastRow="0" w:noHBand="0" w:noVBand="1" w:val="04A0"/>
-      </w:tblPr>
-      <w:tblGrid>
-        <w:gridCol w:w="10080"/>
-      </w:tblGrid>
-      <w:tr>
-        <w:tc>
-          <w:tcPr>
-            <w:tcW w:type="dxa" w:w="10080"/>
-            <w:shd w:fill="FFF5F5"/>
-            <w:tcMar>
-              <w:top w:w="100" w:type="dxa"/>
-              <w:bottom w:w="100" w:type="dxa"/>
-              <w:left w:w="150" w:type="dxa"/>
-              <w:right w:w="150" w:type="dxa"/>
-            </w:tcMar>
-          </w:tcPr>
-          <w:p>
-            <w:r>
-              <w:rPr>
-                <w:b/>
-                <w:color w:val="C53030"/>
-                <w:sz w:val="19"/>
-              </w:rPr>
-              <w:t xml:space="preserve">⚠️ Common Trap / JEE Pitfall: </w:t>
-            </w:r>
-            <w:r>
-              <w:rPr>
-                <w:color w:val="2D3748"/>
-                <w:sz w:val="19"/>
-              </w:rPr>
-              <w:t>If coefficients a, b, c are rational and D is not a perfect square, roots occur in irrational conjugate pairs (p ± √(q)).</w:t>
-            </w:r>
-          </w:p>
-        </w:tc>
-      </w:tr>
-    </w:tbl>
-    <w:tbl>
-      <w:tblPr>
-        <w:tblW w:type="auto" w:w="0"/>
-        <w:jc w:val="center"/>
-        <w:tblLook w:firstColumn="1" w:firstRow="1" w:lastColumn="0" w:lastRow="0" w:noHBand="0" w:noVBand="1" w:val="04A0"/>
-      </w:tblPr>
-      <w:tblGrid>
-        <w:gridCol w:w="10080"/>
-      </w:tblGrid>
-      <w:tr>
-        <w:tc>
-          <w:tcPr>
-            <w:tcW w:type="dxa" w:w="10080"/>
-            <w:shd w:fill="F0FFF4"/>
-            <w:tcMar>
-              <w:top w:w="100" w:type="dxa"/>
-              <w:bottom w:w="100" w:type="dxa"/>
-              <w:left w:w="150" w:type="dxa"/>
-              <w:right w:w="150" w:type="dxa"/>
-            </w:tcMar>
-          </w:tcPr>
-          <w:p>
-            <w:r>
-              <w:rPr>
-                <w:b/>
-                <w:color w:val="276749"/>
-                <w:sz w:val="19"/>
-              </w:rPr>
-              <w:t xml:space="preserve">💡 Speed Hack / Trick: </w:t>
-            </w:r>
-            <w:r>
-              <w:rPr>
-                <w:color w:val="2D3748"/>
-                <w:sz w:val="19"/>
-              </w:rPr>
-              <w:t>Newton's theorem: If α, β are roots of ax^2 + bx + c = 0 and S_n = α^n + β^n, then a S_n + b S_(n-1) + c S_(n-2) = 0.</w:t>
-            </w:r>
-          </w:p>
-        </w:tc>
-      </w:tr>
-    </w:tbl>
-    <w:p>
-      <w:pPr>
-        <w:spacing w:before="120" w:after="40"/>
-      </w:pPr>
-      <w:r>
-        <w:rPr>
-          <w:b/>
-          <w:color w:val="1A365D"/>
-          <w:sz w:val="19"/>
-        </w:rPr>
-        <w:t>Source PYQs testing this concept:</w:t>
-      </w:r>
-    </w:p>
-    <w:p>
-      <w:pPr>
-        <w:pStyle w:val="ListBullet"/>
-        <w:spacing w:after="40"/>
-      </w:pPr>
-      <w:r>
-        <w:rPr>
-          <w:b/>
-          <w:sz w:val="18"/>
-        </w:rPr>
-        <w:t xml:space="preserve">[2024 Shift] Q#1 (MCQ): </w:t>
-      </w:r>
-      <w:r>
-        <w:rPr>
-          <w:sz w:val="18"/>
-        </w:rPr>
-        <w:t xml:space="preserve">"If AM and GM of roots of a quadratic equation are 5 and 4 , respectively, then the quadratic equation is..."  </w:t>
       </w:r>
       <w:r>
         <w:rPr>

--- a/data/exports/kcet-quadratic-equations_revision_notes.docx
+++ b/data/exports/kcet-quadratic-equations_revision_notes.docx
@@ -167,7 +167,7 @@
                 <w:color w:val="718096"/>
                 <w:sz w:val="19"/>
               </w:rPr>
-              <w:t>Standard</w:t>
+              <w:t>Moderate</w:t>
             </w:r>
           </w:p>
         </w:tc>
@@ -189,7 +189,7 @@
                 <w:color w:val="2D3748"/>
                 <w:sz w:val="19"/>
               </w:rPr>
-              <w:t>Roots of Quadratic &amp; Vieta's Relations</w:t>
+              <w:t>Roots, Coefficients &amp; Nature of Roots (Discriminant)</w:t>
             </w:r>
           </w:p>
         </w:tc>
@@ -209,7 +209,7 @@
               <w:rPr>
                 <w:sz w:val="19"/>
               </w:rPr>
-              <w:t>2 PYQs</w:t>
+              <w:t>3 PYQs</w:t>
             </w:r>
           </w:p>
         </w:tc>
@@ -230,94 +230,7 @@
                 <w:color w:val="718096"/>
                 <w:sz w:val="19"/>
               </w:rPr>
-              <w:t>Quadratic Roots</w:t>
-            </w:r>
-          </w:p>
-        </w:tc>
-      </w:tr>
-      <w:tr>
-        <w:tc>
-          <w:tcPr>
-            <w:tcW w:type="dxa" w:w="2160"/>
-            <w:shd w:fill="FFFFFF"/>
-            <w:tcMar>
-              <w:top w:w="80" w:type="dxa"/>
-              <w:bottom w:w="80" w:type="dxa"/>
-              <w:left w:w="150" w:type="dxa"/>
-              <w:right w:w="150" w:type="dxa"/>
-            </w:tcMar>
-          </w:tcPr>
-          <w:p>
-            <w:r>
-              <w:rPr>
-                <w:b/>
-                <w:color w:val="718096"/>
-                <w:sz w:val="19"/>
-              </w:rPr>
-              <w:t>Standard</w:t>
-            </w:r>
-          </w:p>
-        </w:tc>
-        <w:tc>
-          <w:tcPr>
-            <w:tcW w:type="dxa" w:w="4320"/>
-            <w:shd w:fill="FFFFFF"/>
-            <w:tcMar>
-              <w:top w:w="80" w:type="dxa"/>
-              <w:bottom w:w="80" w:type="dxa"/>
-              <w:left w:w="150" w:type="dxa"/>
-              <w:right w:w="150" w:type="dxa"/>
-            </w:tcMar>
-          </w:tcPr>
-          <w:p>
-            <w:r>
-              <w:rPr>
-                <w:b/>
-                <w:color w:val="2D3748"/>
-                <w:sz w:val="19"/>
-              </w:rPr>
-              <w:t>Location of Roots &amp; Quadratic Inequalities</w:t>
-            </w:r>
-          </w:p>
-        </w:tc>
-        <w:tc>
-          <w:tcPr>
-            <w:tcW w:type="dxa" w:w="1728"/>
-            <w:shd w:fill="FFFFFF"/>
-            <w:tcMar>
-              <w:top w:w="80" w:type="dxa"/>
-              <w:bottom w:w="80" w:type="dxa"/>
-              <w:left w:w="150" w:type="dxa"/>
-              <w:right w:w="150" w:type="dxa"/>
-            </w:tcMar>
-          </w:tcPr>
-          <w:p>
-            <w:r>
-              <w:rPr>
-                <w:sz w:val="19"/>
-              </w:rPr>
-              <w:t>1 PYQs</w:t>
-            </w:r>
-          </w:p>
-        </w:tc>
-        <w:tc>
-          <w:tcPr>
-            <w:tcW w:type="dxa" w:w="1872"/>
-            <w:shd w:fill="FFFFFF"/>
-            <w:tcMar>
-              <w:top w:w="80" w:type="dxa"/>
-              <w:bottom w:w="80" w:type="dxa"/>
-              <w:left w:w="150" w:type="dxa"/>
-              <w:right w:w="150" w:type="dxa"/>
-            </w:tcMar>
-          </w:tcPr>
-          <w:p>
-            <w:r>
-              <w:rPr>
-                <w:color w:val="718096"/>
-                <w:sz w:val="19"/>
-              </w:rPr>
-              <w:t>Location of Roots</w:t>
+              <w:t>Quadratic Theory</w:t>
             </w:r>
           </w:p>
         </w:tc>
@@ -417,7 +330,7 @@
                 <w:color w:val="1A365D"/>
                 <w:sz w:val="19"/>
               </w:rPr>
-              <w:t>Roots of Quadratic &amp; Vieta's Relations</w:t>
+              <w:t>Roots, Coefficients &amp; Nature of Roots (Discriminant)</w:t>
             </w:r>
           </w:p>
         </w:tc>
@@ -439,53 +352,7 @@
                 <w:color w:val="2D3748"/>
                 <w:sz w:val="19"/>
               </w:rPr>
-              <w:t>\alpha + \beta = -\frac{b}{a}, \quad \alpha\beta = \frac{c}{a}, \quad |\alpha - \beta| = \frac{\sqrt{D}}{|a|}, \quad a S_n + b S_{n-1} + c S_{n-2} = 0 \text{ (Newton)}</w:t>
-            </w:r>
-          </w:p>
-        </w:tc>
-      </w:tr>
-      <w:tr>
-        <w:tc>
-          <w:tcPr>
-            <w:tcW w:type="dxa" w:w="3600"/>
-            <w:shd w:fill="FFFFFF"/>
-            <w:tcMar>
-              <w:top w:w="100" w:type="dxa"/>
-              <w:bottom w:w="100" w:type="dxa"/>
-              <w:left w:w="150" w:type="dxa"/>
-              <w:right w:w="150" w:type="dxa"/>
-            </w:tcMar>
-          </w:tcPr>
-          <w:p>
-            <w:r>
-              <w:rPr>
-                <w:b/>
-                <w:color w:val="1A365D"/>
-                <w:sz w:val="19"/>
-              </w:rPr>
-              <w:t>Location of Roots &amp; Quadratic Inequalities</w:t>
-            </w:r>
-          </w:p>
-        </w:tc>
-        <w:tc>
-          <w:tcPr>
-            <w:tcW w:type="dxa" w:w="6480"/>
-            <w:shd w:fill="FFFFFF"/>
-            <w:tcMar>
-              <w:top w:w="100" w:type="dxa"/>
-              <w:bottom w:w="100" w:type="dxa"/>
-              <w:left w:w="150" w:type="dxa"/>
-              <w:right w:w="150" w:type="dxa"/>
-            </w:tcMar>
-          </w:tcPr>
-          <w:p>
-            <w:r>
-              <w:rPr>
-                <w:rFonts w:ascii="Cambria Math" w:hAnsi="Cambria Math"/>
-                <w:color w:val="2D3748"/>
-                <w:sz w:val="19"/>
-              </w:rPr>
-              <w:t>\text{Both roots } &gt; k \iff D \ge 0, \quad -\frac{b}{2a} &gt; k, \quad a \cdot f(k) &gt; 0</w:t>
+              <w:t>\alpha + \beta = -\frac{b}{a}, \quad \alpha\beta = \frac{c}{a}, \quad x^2 - (\alpha+\beta)x + \alpha\beta = 0</w:t>
             </w:r>
           </w:p>
         </w:tc>
@@ -517,7 +384,7 @@
           <w:color w:val="2B6CB0"/>
           <w:sz w:val="24"/>
         </w:rPr>
-        <w:t>3.1 Roots of Quadratic &amp; Vieta's Relations (Standard Yield — 2 PYQs)</w:t>
+        <w:t>3.1 Roots, Coefficients &amp; Nature of Roots (Discriminant) (Moderate Yield — 3 PYQs)</w:t>
       </w:r>
     </w:p>
     <w:p>
@@ -532,7 +399,7 @@
         <w:rPr>
           <w:sz w:val="20"/>
         </w:rPr>
-        <w:t>Discriminant analysis for real/complex roots, symmetric root functions, and Newton's power sum theorem.</w:t>
+        <w:t>Quadratic equation ax^2 + bx + c = 0. Roots α, β = \frac-b ± √(b^2-4ac)2a. Sum α + β = -b/a, Product αβ = c/a. Discriminant Δ = b^2 - 4ac: Δ &gt; 0 (real &amp; distinct), Δ = 0 (real &amp; equal), Δ &lt; 0 (complex conjugate roots). Condition for a common root between two quadratics.</w:t>
       </w:r>
     </w:p>
     <w:tbl>
@@ -570,7 +437,7 @@
                 <w:color w:val="2D3748"/>
                 <w:sz w:val="19"/>
               </w:rPr>
-              <w:t>If coefficients a, b, c are rational and D is not a perfect square, roots occur in irrational conjugate pairs (p ± √(q)).</w:t>
+              <w:t>If coefficients a, b, c are rational and Δ is not a perfect square, roots occur in conjugate surd pairs (p + √(q) and p - √(q)).</w:t>
             </w:r>
           </w:p>
         </w:tc>
@@ -611,7 +478,7 @@
                 <w:color w:val="2D3748"/>
                 <w:sz w:val="19"/>
               </w:rPr>
-              <w:t>Newton's theorem: If α, β are roots of ax^2 + bx + c = 0 and S_n = α^n + β^n, then a S_n + b S_(n-1) + c S_(n-2) = 0.</w:t>
+              <w:t>Difference of roots: |α - β| = \frac√(Δ)|a|.</w:t>
             </w:r>
           </w:p>
         </w:tc>
@@ -667,13 +534,13 @@
           <w:b/>
           <w:sz w:val="18"/>
         </w:rPr>
-        <w:t xml:space="preserve">[2019 Shift] Q#3 (MCQ): </w:t>
+        <w:t xml:space="preserve">[2023 Shift] Q#2 (MCQ): </w:t>
       </w:r>
       <w:r>
         <w:rPr>
           <w:sz w:val="18"/>
         </w:rPr>
-        <w:t xml:space="preserve">"If α and β are roots of the equation x^2=x+1=0 , then α^2+β^2 is..."  </w:t>
+        <w:t xml:space="preserve">"Given that a,b and x are real numbers and a&lt;b,x&lt;0 , then..."  </w:t>
       </w:r>
       <w:r>
         <w:rPr>
@@ -686,133 +553,6 @@
     </w:p>
     <w:p>
       <w:pPr>
-        <w:spacing w:after="120"/>
-      </w:pPr>
-    </w:p>
-    <w:p>
-      <w:pPr>
-        <w:pStyle w:val="Heading2"/>
-      </w:pPr>
-      <w:r>
-        <w:rPr>
-          <w:color w:val="2B6CB0"/>
-          <w:sz w:val="24"/>
-        </w:rPr>
-        <w:t>3.2 Location of Roots &amp; Quadratic Inequalities (Standard Yield — 1 PYQs)</w:t>
-      </w:r>
-    </w:p>
-    <w:p>
-      <w:r>
-        <w:rPr>
-          <w:b/>
-          <w:sz w:val="20"/>
-        </w:rPr>
-        <w:t xml:space="preserve">Core Principle: </w:t>
-      </w:r>
-      <w:r>
-        <w:rPr>
-          <w:sz w:val="20"/>
-        </w:rPr>
-        <w:t>Conditions for roots relative to real numbers k, k_1, k_2, and signs of quadratic expression ax^2 + bx + c.</w:t>
-      </w:r>
-    </w:p>
-    <w:tbl>
-      <w:tblPr>
-        <w:tblW w:type="auto" w:w="0"/>
-        <w:jc w:val="center"/>
-        <w:tblLook w:firstColumn="1" w:firstRow="1" w:lastColumn="0" w:lastRow="0" w:noHBand="0" w:noVBand="1" w:val="04A0"/>
-      </w:tblPr>
-      <w:tblGrid>
-        <w:gridCol w:w="10080"/>
-      </w:tblGrid>
-      <w:tr>
-        <w:tc>
-          <w:tcPr>
-            <w:tcW w:type="dxa" w:w="10080"/>
-            <w:shd w:fill="FFF5F5"/>
-            <w:tcMar>
-              <w:top w:w="100" w:type="dxa"/>
-              <w:bottom w:w="100" w:type="dxa"/>
-              <w:left w:w="150" w:type="dxa"/>
-              <w:right w:w="150" w:type="dxa"/>
-            </w:tcMar>
-          </w:tcPr>
-          <w:p>
-            <w:r>
-              <w:rPr>
-                <w:b/>
-                <w:color w:val="C53030"/>
-                <w:sz w:val="19"/>
-              </w:rPr>
-              <w:t xml:space="preserve">⚠️ Common Trap / JEE Pitfall: </w:t>
-            </w:r>
-            <w:r>
-              <w:rPr>
-                <w:color w:val="2D3748"/>
-                <w:sz w:val="19"/>
-              </w:rPr>
-              <w:t>For both roots to be greater than k, checking a · f(k) &gt; 0 alone is NOT sufficient; you must ALSO check D ≥ 0 and -(b / 2a) &gt; k.</w:t>
-            </w:r>
-          </w:p>
-        </w:tc>
-      </w:tr>
-    </w:tbl>
-    <w:tbl>
-      <w:tblPr>
-        <w:tblW w:type="auto" w:w="0"/>
-        <w:jc w:val="center"/>
-        <w:tblLook w:firstColumn="1" w:firstRow="1" w:lastColumn="0" w:lastRow="0" w:noHBand="0" w:noVBand="1" w:val="04A0"/>
-      </w:tblPr>
-      <w:tblGrid>
-        <w:gridCol w:w="10080"/>
-      </w:tblGrid>
-      <w:tr>
-        <w:tc>
-          <w:tcPr>
-            <w:tcW w:type="dxa" w:w="10080"/>
-            <w:shd w:fill="F0FFF4"/>
-            <w:tcMar>
-              <w:top w:w="100" w:type="dxa"/>
-              <w:bottom w:w="100" w:type="dxa"/>
-              <w:left w:w="150" w:type="dxa"/>
-              <w:right w:w="150" w:type="dxa"/>
-            </w:tcMar>
-          </w:tcPr>
-          <w:p>
-            <w:r>
-              <w:rPr>
-                <w:b/>
-                <w:color w:val="276749"/>
-                <w:sz w:val="19"/>
-              </w:rPr>
-              <w:t xml:space="preserve">💡 Speed Hack / Trick: </w:t>
-            </w:r>
-            <w:r>
-              <w:rPr>
-                <w:color w:val="2D3748"/>
-                <w:sz w:val="19"/>
-              </w:rPr>
-              <w:t>If a &gt; 0, the quadratic f(x) = ax^2 + bx + c &gt; 0 for all real x if and only if D &lt; 0.</w:t>
-            </w:r>
-          </w:p>
-        </w:tc>
-      </w:tr>
-    </w:tbl>
-    <w:p>
-      <w:pPr>
-        <w:spacing w:before="120" w:after="40"/>
-      </w:pPr>
-      <w:r>
-        <w:rPr>
-          <w:b/>
-          <w:color w:val="1A365D"/>
-          <w:sz w:val="19"/>
-        </w:rPr>
-        <w:t>Source PYQs testing this concept:</w:t>
-      </w:r>
-    </w:p>
-    <w:p>
-      <w:pPr>
         <w:pStyle w:val="ListBullet"/>
         <w:spacing w:after="40"/>
       </w:pPr>
@@ -821,13 +561,13 @@
           <w:b/>
           <w:sz w:val="18"/>
         </w:rPr>
-        <w:t xml:space="preserve">[2023 Shift] Q#2 (MCQ): </w:t>
+        <w:t xml:space="preserve">[2019 Shift] Q#3 (MCQ): </w:t>
       </w:r>
       <w:r>
         <w:rPr>
           <w:sz w:val="18"/>
         </w:rPr>
-        <w:t xml:space="preserve">"Given that a,b and x are real numbers and a&lt;b,x&lt;0 , then..."  </w:t>
+        <w:t xml:space="preserve">"If α and β are roots of the equation x^2=x+1=0 , then α^2+β^2 is..."  </w:t>
       </w:r>
       <w:r>
         <w:rPr>
@@ -966,127 +706,6 @@
               <w:t>Solution Analysis:</w:t>
               <w:br/>
               <w:t>Let a and b be the roots the quadratic equation. Then, the quadratic equation is x^2-(a+b)x+ab=0.... (i) It is given that AM=5 and GM=4 i.e. (a+b / 2)=5 and √(ab)=4 ⇒ a+b=10 and ab=16 On substituting these values in Eq. (i), we obtain. Hence, x^2-10x+16=0 is the required equation.</w:t>
-            </w:r>
-          </w:p>
-        </w:tc>
-      </w:tr>
-    </w:tbl>
-    <w:p>
-      <w:pPr>
-        <w:spacing w:after="120"/>
-      </w:pPr>
-    </w:p>
-    <w:p>
-      <w:pPr>
-        <w:spacing w:before="160" w:after="40"/>
-      </w:pPr>
-      <w:r>
-        <w:rPr>
-          <w:b/>
-          <w:color w:val="1A365D"/>
-          <w:sz w:val="22"/>
-        </w:rPr>
-        <w:t>Benchmark Problem 2: KCET 2023 (Q#2)</w:t>
-      </w:r>
-    </w:p>
-    <w:p>
-      <w:pPr>
-        <w:spacing w:after="80"/>
-      </w:pPr>
-      <w:r>
-        <w:rPr>
-          <w:sz w:val="20"/>
-        </w:rPr>
-        <w:t>Given that a,b and x are real numbers and a&lt;b,x&lt;0 , then</w:t>
-      </w:r>
-    </w:p>
-    <w:p>
-      <w:pPr>
-        <w:pStyle w:val="ListBullet"/>
-        <w:spacing w:after="20"/>
-      </w:pPr>
-      <w:r>
-        <w:rPr>
-          <w:sz w:val="19"/>
-        </w:rPr>
-        <w:t>(A) (a / x) ≥ (b / x)</w:t>
-      </w:r>
-    </w:p>
-    <w:p>
-      <w:pPr>
-        <w:pStyle w:val="ListBullet"/>
-        <w:spacing w:after="20"/>
-      </w:pPr>
-      <w:r>
-        <w:rPr>
-          <w:sz w:val="19"/>
-        </w:rPr>
-        <w:t>(B) (a / x)&lt;(b / x)</w:t>
-      </w:r>
-    </w:p>
-    <w:p>
-      <w:pPr>
-        <w:pStyle w:val="ListBullet"/>
-        <w:spacing w:after="20"/>
-      </w:pPr>
-      <w:r>
-        <w:rPr>
-          <w:sz w:val="19"/>
-        </w:rPr>
-        <w:t>(C) (a / x) ≤ (b / x)</w:t>
-      </w:r>
-    </w:p>
-    <w:p>
-      <w:pPr>
-        <w:pStyle w:val="ListBullet"/>
-        <w:spacing w:after="20"/>
-      </w:pPr>
-      <w:r>
-        <w:rPr>
-          <w:sz w:val="19"/>
-        </w:rPr>
-        <w:t>(D) (a / x)&gt;(b / x)</w:t>
-      </w:r>
-    </w:p>
-    <w:tbl>
-      <w:tblPr>
-        <w:tblW w:type="auto" w:w="0"/>
-        <w:jc w:val="center"/>
-        <w:tblLook w:firstColumn="1" w:firstRow="1" w:lastColumn="0" w:lastRow="0" w:noHBand="0" w:noVBand="1" w:val="04A0"/>
-      </w:tblPr>
-      <w:tblGrid>
-        <w:gridCol w:w="10080"/>
-      </w:tblGrid>
-      <w:tr>
-        <w:tc>
-          <w:tcPr>
-            <w:tcW w:type="dxa" w:w="10080"/>
-            <w:shd w:fill="F7FAFC"/>
-            <w:tcMar>
-              <w:top w:w="100" w:type="dxa"/>
-              <w:bottom w:w="100" w:type="dxa"/>
-              <w:left w:w="150" w:type="dxa"/>
-              <w:right w:w="150" w:type="dxa"/>
-            </w:tcMar>
-          </w:tcPr>
-          <w:p>
-            <w:r>
-              <w:rPr>
-                <w:b/>
-                <w:color w:val="1A365D"/>
-                <w:sz w:val="19"/>
-              </w:rPr>
-              <w:t>Correct Answer: None</w:t>
-              <w:br/>
-            </w:r>
-            <w:r>
-              <w:rPr>
-                <w:color w:val="2D3748"/>
-                <w:sz w:val="18"/>
-              </w:rPr>
-              <w:t>Solution Analysis:</w:t>
-              <w:br/>
-              <w:t>Given, a&lt;b Dividing the above in equation by " x " ⇒ (a / x)&gt;(b / x)[ ∵ x&lt;0] [Sign of inequality changes when its both sides are divided by a negative number]</w:t>
             </w:r>
           </w:p>
         </w:tc>
